--- a/descargas/infantil/word/PRESENTE_infantil_s3_viernes-18-dic.docx
+++ b/descargas/infantil/word/PRESENTE_infantil_s3_viernes-18-dic.docx
@@ -108,7 +108,7 @@
       </w:pPr>
       <w:r>
         <w:rPr/>
-        <w:t xml:space="preserve">Nos sentamos en corro alrededor de la caja con su lazo. Cada niño que quiera dice: «Gracias, Jesús, por [nombre de un compañero], porque…». La maestra se asegura de que todos sean nombrados al menos una vez.</w:t>
+        <w:t xml:space="preserve">Nos sentamos en corro alrededor de la caja con su señal. Cada niño que quiera dice: «Gracias, Jesús, por [nombre de un compañero], porque…». La maestra se asegura de que todos sean nombrados al menos una vez.</w:t>
       </w:r>
     </w:p>
     <w:p>
@@ -190,7 +190,7 @@
       </w:pPr>
       <w:r>
         <w:rPr/>
-        <w:t xml:space="preserve">Padrenuestro, cogidos de la mano como un lazo.</w:t>
+        <w:t xml:space="preserve">Padrenuestro, cogidos de la mano.</w:t>
       </w:r>
     </w:p>
     <w:p>
